--- a/assets/contratos/alarme_pf.docx
+++ b/assets/contratos/alarme_pf.docx
@@ -159,7 +159,7 @@
           <w:b/>
           <w:bCs/>
         </w:rPr>
-        <w:t>CONTRATANTE: CLI.NOME</w:t>
+        <w:t xml:space="preserve">CONTRATANTE: CLI.NOME</w:t>
       </w:r>
       <w:r>
         <w:rPr>
@@ -1014,7 +1014,7 @@
         <w:rPr>
           <w:rFonts w:ascii="Cambria" w:eastAsia="Times New Roman" w:hAnsi="Cambria" w:cs="Times New Roman"/>
         </w:rPr>
-        <w:t>1.3.3. Demais localidades: acionamento imediato da Polícia Militar via 190 ou CENTREX/PABX, com comunicação da violação do local.</w:t>
+        <w:t xml:space="preserve">1.3.3. Demais localidades: acionamento imediato da Polícia Militar via 190 ou CENTREX/PABX, com comunicação da violação do local.</w:t>
       </w:r>
     </w:p>
     <w:p>
@@ -1138,7 +1138,7 @@
         <w:rPr>
           <w:rFonts w:ascii="Cambria" w:eastAsia="Times New Roman" w:hAnsi="Cambria" w:cs="Times New Roman"/>
         </w:rPr>
-        <w:t xml:space="preserve">2.1. Pelos serviços ora contratados, o CONTRATANTE pagará à CONTRATADA a quantia mensal de R$ Cli.ValorME (vExtensoValorME).</w:t>
+        <w:t>2.1. Pelos serviços ora contratados, o CONTRATANTE pagará à CONTRATADA a quantia mensal de R$ Cli.ValorME (vExtensoValorME).</w:t>
       </w:r>
     </w:p>
     <w:p>
@@ -2372,7 +2372,7 @@
         <w:rPr>
           <w:rFonts w:ascii="Cambria" w:eastAsia="Times New Roman" w:hAnsi="Cambria" w:cs="Times New Roman"/>
         </w:rPr>
-        <w:t>4.10. A mudança do local de instalação deverá ser comunicada com antecedência mínima de 10 (dez) dias, mediante orçamento prévio, sendo cobrada exclusivamente a mão de obra de reinstalação, observado o disposto na alínea "E" da Cláusula Preliminar quando o novo endereço estiver situado em região atendida pelo outro estabelecimento.</w:t>
+        <w:t>4.10. A mudança do local de instalação deverá ser comunicada com antecedência mínima de 10 (dez) dias, mediante orçamento prévio, sendo cobrada exclusivamente a mão de obra de reinstalação, observado o disposto na alínea "D" da Cláusula Preliminar quando o novo endereço estiver situado em região atendida pelo outro estabelecimento.</w:t>
       </w:r>
     </w:p>
     <w:p>
@@ -2397,6 +2397,94 @@
           <w:rFonts w:ascii="Cambria" w:eastAsia="Times New Roman" w:hAnsi="Cambria" w:cs="Times New Roman"/>
         </w:rPr>
         <w:t>4.11. A desinstalação e a reinstalação dos equipamentos serão realizadas exclusivamente pela CONTRATADA ou por empresa por ela credenciada, sendo vedada, em qualquer hipótese, a intervenção do CONTRATANTE ou de terceiros.</w:t>
+      </w:r>
+    </w:p>
+    <w:p>
+      <w:pPr>
+        <w:spacing w:after="0" w:line="320" w:lineRule="exact"/>
+        <w:jc w:val="both"/>
+        <w:rPr>
+          <w:rFonts w:ascii="Cambria" w:eastAsia="Times New Roman" w:hAnsi="Cambria" w:cs="Times New Roman"/>
+        </w:rPr>
+      </w:pPr>
+    </w:p>
+    <w:p>
+      <w:pPr>
+        <w:spacing w:after="0" w:line="320" w:lineRule="exact"/>
+        <w:jc w:val="both"/>
+        <w:rPr>
+          <w:rFonts w:ascii="Cambria" w:eastAsia="Times New Roman" w:hAnsi="Cambria" w:cs="Times New Roman"/>
+        </w:rPr>
+      </w:pPr>
+      <w:r>
+        <w:rPr>
+          <w:rFonts w:ascii="Cambria" w:eastAsia="Times New Roman" w:hAnsi="Cambria" w:cs="Times New Roman"/>
+        </w:rPr>
+        <w:t>4.12. As baterias dos equipamentos cedidos em comodato, tais como as da central de alarme, sensores sem fio, controles remotos, teclados e sirenes, constituem itens de desgaste natural decorrente do uso, razão pela qual sua substituição correrá por conta exclusiva do CONTRATANTE.</w:t>
+      </w:r>
+    </w:p>
+    <w:p>
+      <w:pPr>
+        <w:spacing w:after="0" w:line="320" w:lineRule="exact"/>
+        <w:jc w:val="both"/>
+        <w:rPr>
+          <w:rFonts w:ascii="Cambria" w:eastAsia="Times New Roman" w:hAnsi="Cambria" w:cs="Times New Roman"/>
+        </w:rPr>
+      </w:pPr>
+    </w:p>
+    <w:p>
+      <w:pPr>
+        <w:spacing w:after="0" w:line="320" w:lineRule="exact"/>
+        <w:jc w:val="both"/>
+        <w:rPr>
+          <w:rFonts w:ascii="Cambria" w:eastAsia="Times New Roman" w:hAnsi="Cambria" w:cs="Times New Roman"/>
+        </w:rPr>
+      </w:pPr>
+      <w:r>
+        <w:rPr>
+          <w:rFonts w:ascii="Cambria" w:eastAsia="Times New Roman" w:hAnsi="Cambria" w:cs="Times New Roman"/>
+        </w:rPr>
+        <w:t>4.12.1. A substituição será realizada exclusivamente pela CONTRATADA, na forma do item 4.11, mediante orçamento prévio que contemple o valor da bateria e da mão de obra, sendo o valor aprovado lançado na fatura subsequente à execução do serviço.</w:t>
+      </w:r>
+    </w:p>
+    <w:p>
+      <w:pPr>
+        <w:spacing w:after="0" w:line="320" w:lineRule="exact"/>
+        <w:jc w:val="both"/>
+        <w:rPr>
+          <w:rFonts w:ascii="Cambria" w:eastAsia="Times New Roman" w:hAnsi="Cambria" w:cs="Times New Roman"/>
+        </w:rPr>
+      </w:pPr>
+    </w:p>
+    <w:p>
+      <w:pPr>
+        <w:spacing w:after="0" w:line="320" w:lineRule="exact"/>
+        <w:jc w:val="both"/>
+        <w:rPr>
+          <w:rFonts w:ascii="Cambria" w:eastAsia="Times New Roman" w:hAnsi="Cambria" w:cs="Times New Roman"/>
+        </w:rPr>
+      </w:pPr>
+      <w:r>
+        <w:rPr>
+          <w:rFonts w:ascii="Cambria" w:eastAsia="Times New Roman" w:hAnsi="Cambria" w:cs="Times New Roman"/>
+        </w:rPr>
+        <w:t>4.12.2. Recebido sinal de bateria baixa ou constatada sua necessidade de troca, a CONTRATADA comunicará o CONTRATANTE. A recusa ou a demora do CONTRATANTE em autorizar a substituição afasta a responsabilidade da CONTRATADA por falhas no funcionamento do sistema decorrentes de bateria esgotada.</w:t>
+      </w:r>
+    </w:p>
+    <w:p>
+      <w:pPr>
+        <w:spacing w:after="0" w:line="320" w:lineRule="exact"/>
+        <w:jc w:val="both"/>
+        <w:rPr>
+          <w:rFonts w:ascii="Cambria" w:eastAsia="Times New Roman" w:hAnsi="Cambria" w:cs="Times New Roman"/>
+        </w:rPr>
+      </w:pPr>
+      <w:r>
+        <w:rPr>
+          <w:rFonts w:ascii="Cambria" w:eastAsia="Times New Roman" w:hAnsi="Cambria" w:cs="Times New Roman"/>
+        </w:rPr>
+        <w:lastRenderedPageBreak/>
+        <w:t>4.12.3. Não se aplica o item 4.12 quando a falha da bateria decorrer de defeito de fabricação constatado dentro do prazo de garantia do fabricante, hipótese em que a substituição observará o disposto no item 6.7.</w:t>
       </w:r>
     </w:p>
     <w:p>
@@ -2798,9 +2886,7 @@
         <w:rPr>
           <w:rFonts w:ascii="Cambria" w:eastAsia="Times New Roman" w:hAnsi="Cambria" w:cs="Times New Roman"/>
         </w:rPr>
-        <w:t xml:space="preserve">6.1. Os serviços contratados constituem obrigação de meio, destinada à recepção e ao tratamento de sinais e ao acionamento dos órgãos de segurança, não constituindo garantia contra a prática de atos </w:t>
-        <w:lastRenderedPageBreak/>
-        <w:t>ilícitos. A CONTRATADA não responde por perdas, danos ou prejuízos decorrentes de crimes praticados contra o CONTRATANTE ou seu patrimônio.</w:t>
+        <w:t>6.1. Os serviços contratados constituem obrigação de meio, destinada à recepção e ao tratamento de sinais e ao acionamento dos órgãos de segurança, não constituindo garantia contra a prática de atos ilícitos. A CONTRATADA não responde por perdas, danos ou prejuízos decorrentes de crimes praticados contra o CONTRATANTE ou seu patrimônio.</w:t>
       </w:r>
     </w:p>
     <w:p>
@@ -3212,6 +3298,22 @@
         <w:ind w:left="567"/>
         <w:jc w:val="both"/>
         <w:rPr>
+          <w:rFonts w:ascii="Cambria" w:eastAsia="Times New Roman" w:hAnsi="Cambria" w:cs="Times New Roman"/>
+        </w:rPr>
+      </w:pPr>
+      <w:r>
+        <w:rPr>
+          <w:rFonts w:ascii="Cambria" w:eastAsia="Times New Roman" w:hAnsi="Cambria" w:cs="Times New Roman"/>
+        </w:rPr>
+        <w:t>i) arcar com o custo de substituição das baterias dos equipamentos, na forma do item 4.12.</w:t>
+      </w:r>
+    </w:p>
+    <w:p>
+      <w:pPr>
+        <w:spacing w:after="0" w:line="320" w:lineRule="exact"/>
+        <w:ind w:left="567"/>
+        <w:jc w:val="both"/>
+        <w:rPr>
           <w:rFonts w:ascii="Cambria" w:hAnsi="Cambria"/>
         </w:rPr>
       </w:pPr>
@@ -3700,7 +3802,6 @@
         <w:rPr>
           <w:rFonts w:ascii="Cambria" w:eastAsia="Times New Roman" w:hAnsi="Cambria" w:cs="Times New Roman"/>
         </w:rPr>
-        <w:lastRenderedPageBreak/>
         <w:t>9.7. A CONTRATADA poderá ceder, endossar ou dar em garantia a terceiros, inclusive a instituições financeiras e fundos de investimento em direitos creditórios, os créditos decorrentes deste contrato, independentemente de anuência do CONTRATANTE, a quem será dada ciência da cessão.</w:t>
       </w:r>
     </w:p>
@@ -4178,6 +4279,7 @@
         <w:rPr>
           <w:rFonts w:ascii="Cambria" w:eastAsia="Times New Roman" w:hAnsi="Cambria" w:cs="Times New Roman"/>
         </w:rPr>
+        <w:lastRenderedPageBreak/>
         <w:t>11.3. A CONTRATADA poderá compartilhar dados pessoais, na estrita medida do necessário, com prepostos, empregados, fornecedores, prestadores de suporte tecnológico, central de monitoramento, parceiros operacionais e autoridades públicas competentes, observadas a finalidade contratual, a segurança da informação e a legislação aplicável.</w:t>
       </w:r>
     </w:p>
@@ -4274,7 +4376,6 @@
         <w:rPr>
           <w:rFonts w:ascii="Cambria" w:eastAsia="Times New Roman" w:hAnsi="Cambria" w:cs="Times New Roman"/>
         </w:rPr>
-        <w:lastRenderedPageBreak/>
         <w:t>11.7. O titular poderá exercer os direitos previstos na legislação aplicável, inclusive confirmação de tratamento, acesso, correção, atualização, portabilidade, eliminação e revogação de consentimento quando aplicável, por meio dos canais indicados na Cláusula 12.</w:t>
       </w:r>
     </w:p>
@@ -4421,6 +4522,7 @@
         <w:rPr>
           <w:rFonts w:ascii="Cambria" w:eastAsia="Times New Roman" w:hAnsi="Cambria" w:cs="Times New Roman"/>
         </w:rPr>
+        <w:lastRenderedPageBreak/>
         <w:t>12.3. Este contrato poderá ser celebrado em meio físico ou eletrônico. Na hipótese de assinatura eletrônica, as PARTES reconhecem como válidas, para todos os fins de direito, as assinaturas digitais apostas neste instrumento, em seus anexos e em eventuais termos aditivos, declarando sua veracidade, autenticidade, integridade e eficácia jurídica.</w:t>
       </w:r>
     </w:p>
@@ -5857,7 +5959,6 @@
   <w:style w:type="character" w:default="1" w:styleId="Fontepargpadro">
     <w:name w:val="Default Paragraph Font"/>
     <w:uiPriority w:val="1"/>
-    <w:semiHidden/>
     <w:unhideWhenUsed/>
   </w:style>
   <w:style w:type="table" w:default="1" w:styleId="Tabelanormal">
